--- a/assets/resources/downloads/scripts-gatekeeper-approach.docx
+++ b/assets/resources/downloads/scripts-gatekeeper-approach.docx
@@ -259,7 +259,7 @@
           <w:sz w:val="22"/>
           <w:szCs w:val="22"/>
         </w:rPr>
-        <w:t xml:space="preserve">"Hi, this is Sam with Northlight — I am probably not who you were expecting today. I am trying to reach whoever looks after driver scheduling, and I am guessing you would know better than I would. Who should I be speaking with, and is there a good time to catch them?"</w:t>
+        <w:t xml:space="preserve">"Hi, this is Sam calling from Northlight. I am trying to reach whoever looks after driver scheduling, and I am guessing you would know better than I would. Could you point me to the right person, and is there a good time to catch them?"</w:t>
       </w:r>
     </w:p>
     <w:p>
